--- a/word_reports/LP_0211_위치_377_Kiss_Dynasty.docx
+++ b/word_reports/LP_0211_위치_377_Kiss_Dynasty.docx
@@ -4,7 +4,7 @@
   <w:body>
     <w:p>
       <w:pPr>
-        <w:spacing w:after="280"/>
+        <w:spacing w:after="80"/>
       </w:pPr>
       <w:r>
         <w:rPr w:rFonts="맑은 고딕">
@@ -13,94 +13,47 @@
           <w:color w:val="1E3A8A"/>
           <w:sz w:val="30"/>
         </w:rPr>
-        <w:t>[377] Kiss - Dynasty</w:t>
+        <w:t>Kiss (키스) - Dynasty</w:t>
       </w:r>
     </w:p>
     <w:p>
       <w:pPr>
-        <w:spacing w:after="320"/>
+        <w:spacing w:after="240"/>
       </w:pPr>
       <w:r>
         <w:rPr w:rFonts="맑은 고딕">
           <w:rFonts w:ascii="맑은 고딕" w:hAnsi="맑은 고딕" w:eastAsia="맑은 고딕"/>
           <w:b/>
-          <w:sz w:val="20"/>
+          <w:color w:val="4B5563"/>
+          <w:sz w:val="22"/>
         </w:rPr>
-        <w:t>■ 위치 : 377</w:t>
-        <w:br/>
-      </w:r>
-      <w:r>
-        <w:rPr w:rFonts="맑은 고딕">
-          <w:rFonts w:ascii="맑은 고딕" w:hAnsi="맑은 고딕" w:eastAsia="맑은 고딕"/>
-          <w:b/>
-          <w:sz w:val="20"/>
-        </w:rPr>
-        <w:t>■ 아티스트 : Kiss</w:t>
-        <w:br/>
-      </w:r>
-      <w:r>
-        <w:rPr w:rFonts="맑은 고딕">
-          <w:rFonts w:ascii="맑은 고딕" w:hAnsi="맑은 고딕" w:eastAsia="맑은 고딕"/>
-          <w:b/>
-          <w:sz w:val="20"/>
-        </w:rPr>
-        <w:t>■ 앨범명 : Dynasty</w:t>
-        <w:br/>
-      </w:r>
-      <w:r>
-        <w:rPr w:rFonts="맑은 고딕">
-          <w:rFonts w:ascii="맑은 고딕" w:hAnsi="맑은 고딕" w:eastAsia="맑은 고딕"/>
-          <w:b w:val="0"/>
-          <w:sz w:val="20"/>
-        </w:rPr>
-        <w:t>■ 음반 레이블 : Casablanca Records</w:t>
-        <w:br/>
-      </w:r>
-      <w:r>
-        <w:rPr w:rFonts="맑은 고딕">
-          <w:rFonts w:ascii="맑은 고딕" w:hAnsi="맑은 고딕" w:eastAsia="맑은 고딕"/>
-          <w:b w:val="0"/>
-          <w:sz w:val="20"/>
-        </w:rPr>
-        <w:t>■ 발매년도 : 1979</w:t>
-        <w:br/>
-      </w:r>
-      <w:r>
-        <w:rPr w:rFonts="맑은 고딕">
-          <w:rFonts w:ascii="맑은 고딕" w:hAnsi="맑은 고딕" w:eastAsia="맑은 고딕"/>
-          <w:b w:val="0"/>
-          <w:sz w:val="20"/>
-        </w:rPr>
-        <w:t>■ 장르 : 하드 록, 디스코 록, 팝 록 (Hard Rock, Disco Rock, Pop Rock)</w:t>
-        <w:br/>
-      </w:r>
-      <w:r>
-        <w:rPr w:rFonts="맑은 고딕">
-          <w:rFonts w:ascii="맑은 고딕" w:hAnsi="맑은 고딕" w:eastAsia="맑은 고딕"/>
-          <w:b w:val="0"/>
-          <w:sz w:val="20"/>
-        </w:rPr>
-        <w:t>■ 주요 수록곡 : 1. I Was Made for Lovin' You</w:t>
-        <w:br/>
+        <w:t>위치 :  377</w:t>
       </w:r>
     </w:p>
     <w:p>
       <w:pPr>
-        <w:spacing w:after="160"/>
+        <w:spacing w:line="324" w:lineRule="auto" w:before="80" w:after="160"/>
       </w:pPr>
       <w:r>
         <w:rPr w:rFonts="맑은 고딕">
           <w:rFonts w:ascii="맑은 고딕" w:hAnsi="맑은 고딕" w:eastAsia="맑은 고딕"/>
           <w:b/>
           <w:color w:val="1F2937"/>
-          <w:sz w:val="24"/>
+          <w:sz w:val="22"/>
         </w:rPr>
-        <w:t>■ 음반 해설 및 감상 가이드</w:t>
+        <w:t xml:space="preserve">[음반 소개] </w:t>
+      </w:r>
+      <w:r>
+        <w:rPr w:rFonts="맑은 고딕">
+          <w:rFonts w:ascii="맑은 고딕" w:hAnsi="맑은 고딕" w:eastAsia="맑은 고딕"/>
+          <w:b w:val="0"/>
+          <w:sz w:val="21"/>
+        </w:rPr>
       </w:r>
     </w:p>
     <w:p>
       <w:pPr>
-        <w:spacing w:line="312" w:lineRule="auto" w:after="120"/>
+        <w:spacing w:line="324" w:lineRule="auto" w:after="120"/>
       </w:pPr>
       <w:r>
         <w:rPr w:rFonts="맑은 고딕">
@@ -108,51 +61,516 @@
           <w:b w:val="0"/>
           <w:sz w:val="21"/>
         </w:rPr>
-        <w:t>1979년에 발매된 키스(Kiss)의 여섯 번째 스튜디오 앨범 《Dynasty》는 그룹의 음악적 여정에서 가장 파격적이면서도 명확한 전환점을 자임하는 명반입니다. 1978년 멤버 각자의 솔로 앨범 발표 이후 다시 결집한 키스는 프로듀서 비니 폰시아(Vini Poncia)와의 협업을 통해 당시 전 세계를 강타하던 디스코 열풍과 자신들의 전매특허인 글램/하드 록 사운드를 완벽하게 융합해 내는 대담한 시도를 단행했습니다.</w:t>
+        <w:t>1970년대 말 화려한 글램 록과 거친 하드 록의 정점에서 대중음악의 지형을 뒤흔들었던 전설적인 밴드 키스(Kiss)가 디스코의 황홀한 박동을 품어 안고 빚어낸 찬란한 변주곡입니다. 네 명의 멤버가 지닌 고유의 음악적 자아와 대담한 실험 정신이 하나의 찬란한 왕조(Dynasty)로 결실을 맺으며 록 음악사에 지울 수 없는 매혹적인 분기점을 남겼습니다. 거친 일렉트릭 기타의 포효와 유려한 댄서블 그루브가 아날로그 바이닐의 소리골을 타고 흐를 때, 우리는 시대를 초월하여 울려 퍼지는 위대한 로큰롤의 축제 속으로 빠져들게 됩니다.</w:t>
       </w:r>
     </w:p>
     <w:p>
       <w:pPr>
-        <w:spacing w:line="312" w:lineRule="auto" w:after="120"/>
+        <w:spacing w:line="324" w:lineRule="auto" w:before="200" w:after="80"/>
       </w:pPr>
+      <w:r>
+        <w:rPr w:rFonts="맑은 고딕">
+          <w:rFonts w:ascii="맑은 고딕" w:hAnsi="맑은 고딕" w:eastAsia="맑은 고딕"/>
+          <w:b/>
+          <w:color w:val="1E3A8A"/>
+          <w:sz w:val="24"/>
+        </w:rPr>
+        <w:t>1. 음반 데이터</w:t>
+      </w:r>
+    </w:p>
+    <w:p>
+      <w:pPr>
+        <w:spacing w:line="324" w:lineRule="auto" w:after="80"/>
+      </w:pPr>
+      <w:r>
+        <w:rPr w:rFonts="맑은 고딕">
+          <w:rFonts w:ascii="맑은 고딕" w:hAnsi="맑은 고딕" w:eastAsia="맑은 고딕"/>
+          <w:b w:val="0"/>
+          <w:color w:val="6B7280"/>
+          <w:sz w:val="21"/>
+        </w:rPr>
+        <w:t xml:space="preserve">· </w:t>
+      </w:r>
+      <w:r>
+        <w:rPr w:rFonts="맑은 고딕">
+          <w:rFonts w:ascii="맑은 고딕" w:hAnsi="맑은 고딕" w:eastAsia="맑은 고딕"/>
+          <w:b/>
+          <w:color w:val="1F2937"/>
+          <w:sz w:val="21"/>
+        </w:rPr>
+        <w:t xml:space="preserve">앨범명: </w:t>
+      </w:r>
       <w:r>
         <w:rPr w:rFonts="맑은 고딕">
           <w:rFonts w:ascii="맑은 고딕" w:hAnsi="맑은 고딕" w:eastAsia="맑은 고딕"/>
           <w:b w:val="0"/>
           <w:sz w:val="21"/>
         </w:rPr>
-        <w:t>본 음반의 백미는 단연 전 세계적인 대히트를 기록한 오프닝 트랙 "I Was Made for Lovin' You"입니다. 폴 스탠리(Paul Stanley)의 감각적인 팔세토 보컬과 정교한 디스코 비트, 그리고 키스 고유의 강력한 기타 리프가 결합하여 시대를 초월하는 독창적인 중독성을 선사합니다. 또한 롤링 스톤스의 원곡을 하드 록으로 완벽히 재해석한 "2,000 Man"과 "Hard Times"에서는 에이스 프레일리(Ace Frehley)의 날카로운 기타 톤과 한층 성숙해진 보컬 역량이 돋보이며, "Sure Know Something"은 세련된 베이스 라인과 팝적인 감수성으로 앨범의 완성도를 한 단계 끌어올립니다.</w:t>
+        <w:t>Dynasty</w:t>
       </w:r>
     </w:p>
     <w:p>
       <w:pPr>
-        <w:spacing w:line="312" w:lineRule="auto" w:after="120"/>
+        <w:spacing w:line="324" w:lineRule="auto" w:after="80"/>
       </w:pPr>
+      <w:r>
+        <w:rPr w:rFonts="맑은 고딕">
+          <w:rFonts w:ascii="맑은 고딕" w:hAnsi="맑은 고딕" w:eastAsia="맑은 고딕"/>
+          <w:b w:val="0"/>
+          <w:color w:val="6B7280"/>
+          <w:sz w:val="21"/>
+        </w:rPr>
+        <w:t xml:space="preserve">· </w:t>
+      </w:r>
+      <w:r>
+        <w:rPr w:rFonts="맑은 고딕">
+          <w:rFonts w:ascii="맑은 고딕" w:hAnsi="맑은 고딕" w:eastAsia="맑은 고딕"/>
+          <w:b/>
+          <w:color w:val="1F2937"/>
+          <w:sz w:val="21"/>
+        </w:rPr>
+        <w:t xml:space="preserve">아티스트: </w:t>
+      </w:r>
       <w:r>
         <w:rPr w:rFonts="맑은 고딕">
           <w:rFonts w:ascii="맑은 고딕" w:hAnsi="맑은 고딕" w:eastAsia="맑은 고딕"/>
           <w:b w:val="0"/>
           <w:sz w:val="21"/>
         </w:rPr>
-        <w:t>음악적 연주와 프로덕션 측면에서 《Dynasty》는 이전 작업물들에 비해 현저히 정제되고 세련된 사운드를 자랑합니다. 세션 드러머 안톤 피그(Anton Fig)의 섬세하고 탄탄한 드럼 비트 위에 비니 폰시아 특유의 매끄러운 믹싱이 더해져 각 악기의 입체감이 선명하게 살아났습니다. 특히 포스트 펑크와 디스코의 댄서블한 요소가 가미되었음에도 불구하고, 에이스 프레일리의 굵직한 기타 솔로는 상업적 타협 속에서도 키스가 가진 '록의 야성'을 단단히 지켜내는 역할을 합니다.</w:t>
+        <w:t>Kiss (키스)</w:t>
       </w:r>
     </w:p>
     <w:p>
       <w:pPr>
-        <w:spacing w:line="312" w:lineRule="auto" w:after="120"/>
+        <w:spacing w:line="324" w:lineRule="auto" w:after="80"/>
       </w:pPr>
+      <w:r>
+        <w:rPr w:rFonts="맑은 고딕">
+          <w:rFonts w:ascii="맑은 고딕" w:hAnsi="맑은 고딕" w:eastAsia="맑은 고딕"/>
+          <w:b w:val="0"/>
+          <w:color w:val="6B7280"/>
+          <w:sz w:val="21"/>
+        </w:rPr>
+        <w:t xml:space="preserve">· </w:t>
+      </w:r>
+      <w:r>
+        <w:rPr w:rFonts="맑은 고딕">
+          <w:rFonts w:ascii="맑은 고딕" w:hAnsi="맑은 고딕" w:eastAsia="맑은 고딕"/>
+          <w:b/>
+          <w:color w:val="1F2937"/>
+          <w:sz w:val="21"/>
+        </w:rPr>
+        <w:t xml:space="preserve">발매 정보: </w:t>
+      </w:r>
       <w:r>
         <w:rPr w:rFonts="맑은 고딕">
           <w:rFonts w:ascii="맑은 고딕" w:hAnsi="맑은 고딕" w:eastAsia="맑은 고딕"/>
           <w:b w:val="0"/>
           <w:sz w:val="21"/>
         </w:rPr>
-        <w:t>발매 당시 전통적인 하드 록 순혈주의 팬들 사이에서는 파격적인 장르 교차에 대한 이견이 존재했으나, 오늘날 《Dynasty》는 장르의 경계를 과감히 허물고 대중 음악의 흐름을 통섭한 명작으로 재평가받고 있습니다. 화려한 메이크업과 퍼포먼스 너머에 숨겨진 키스의 뛰어난 송라이팅 능력과 감각적인 시대 스펙트럼을 확인할 수 있는 음반으로, 아날로그 LP 매체 특유의 풍부한 질감과 하이파이 사운드로 감상할 때 그 진가를 가장 완벽하게 느낄 수 있습니다.</w:t>
+        <w:t>1979년 5월 카사블랑카 레코드(Casablanca Records)를 통해 발매된 키스의 통산 일곱 번째 스튜디오 정규 앨범입니다. 명프로듀서 비니 폰시아(Vini Poncia)와의 긴밀한 협업을 통해 전통적인 하드 록의 골격 위에 당대의 팝과 디스코 질감을 섬세하게 조율해 낸 역사적 문제작입니다.</w:t>
+      </w:r>
+    </w:p>
+    <w:p>
+      <w:pPr>
+        <w:spacing w:line="324" w:lineRule="auto" w:after="80"/>
+      </w:pPr>
+      <w:r>
+        <w:rPr w:rFonts="맑은 고딕">
+          <w:rFonts w:ascii="맑은 고딕" w:hAnsi="맑은 고딕" w:eastAsia="맑은 고딕"/>
+          <w:b w:val="0"/>
+          <w:color w:val="6B7280"/>
+          <w:sz w:val="21"/>
+        </w:rPr>
+        <w:t xml:space="preserve">· </w:t>
+      </w:r>
+      <w:r>
+        <w:rPr w:rFonts="맑은 고딕">
+          <w:rFonts w:ascii="맑은 고딕" w:hAnsi="맑은 고딕" w:eastAsia="맑은 고딕"/>
+          <w:b/>
+          <w:color w:val="1F2937"/>
+          <w:sz w:val="21"/>
+        </w:rPr>
+        <w:t xml:space="preserve">LP 인기도(판매량): </w:t>
+      </w:r>
+      <w:r>
+        <w:rPr w:rFonts="맑은 고딕">
+          <w:rFonts w:ascii="맑은 고딕" w:hAnsi="맑은 고딕" w:eastAsia="맑은 고딕"/>
+          <w:b w:val="0"/>
+          <w:sz w:val="21"/>
+        </w:rPr>
+        <w:t>발매와 동시에 미국 빌보드 200 앨범 차트 9위까지 치솟으며 상업적 돌풍을 일으켰고, 미국음반산업협회(RIAA)로부터 플래티넘 인증을 획득하였습니다. 전 세계적으로 수백만 장의 판매고를 기록하며 유럽과 호주 등 글로벌 차트의 최정상을 석권하는 기념비적 기록을 세웠습니다.</w:t>
+      </w:r>
+    </w:p>
+    <w:p>
+      <w:pPr>
+        <w:spacing w:line="324" w:lineRule="auto" w:after="80"/>
+      </w:pPr>
+      <w:r>
+        <w:rPr w:rFonts="맑은 고딕">
+          <w:rFonts w:ascii="맑은 고딕" w:hAnsi="맑은 고딕" w:eastAsia="맑은 고딕"/>
+          <w:b w:val="0"/>
+          <w:color w:val="6B7280"/>
+          <w:sz w:val="21"/>
+        </w:rPr>
+        <w:t xml:space="preserve">· </w:t>
+      </w:r>
+      <w:r>
+        <w:rPr w:rFonts="맑은 고딕">
+          <w:rFonts w:ascii="맑은 고딕" w:hAnsi="맑은 고딕" w:eastAsia="맑은 고딕"/>
+          <w:b/>
+          <w:color w:val="1F2937"/>
+          <w:sz w:val="21"/>
+        </w:rPr>
+        <w:t xml:space="preserve">각종 수상경력: </w:t>
+      </w:r>
+      <w:r>
+        <w:rPr w:rFonts="맑은 고딕">
+          <w:rFonts w:ascii="맑은 고딕" w:hAnsi="맑은 고딕" w:eastAsia="맑은 고딕"/>
+          <w:b w:val="0"/>
+          <w:sz w:val="21"/>
+        </w:rPr>
+        <w:t>수록곡 "I Was Made for Lovin' You"가 빌보드 핫 100 11위에 오르며 전 세계 다수 국가에서 골드 및 플래티넘 싱글로 공인받았으며, 장르의 경계를 대담하게 허문 1970년대 후반의 대표적인 크로스오버 명반으로 록 음악 비평계에서 지속적인 재평가를 받고 있습니다.</w:t>
+      </w:r>
+    </w:p>
+    <w:p>
+      <w:pPr>
+        <w:spacing w:line="324" w:lineRule="auto" w:before="200" w:after="80"/>
+      </w:pPr>
+      <w:r>
+        <w:rPr w:rFonts="맑은 고딕">
+          <w:rFonts w:ascii="맑은 고딕" w:hAnsi="맑은 고딕" w:eastAsia="맑은 고딕"/>
+          <w:b/>
+          <w:color w:val="1E3A8A"/>
+          <w:sz w:val="24"/>
+        </w:rPr>
+        <w:t>2. 아티스트 정보</w:t>
+      </w:r>
+    </w:p>
+    <w:p>
+      <w:pPr>
+        <w:spacing w:line="324" w:lineRule="auto" w:after="80"/>
+      </w:pPr>
+      <w:r>
+        <w:rPr w:rFonts="맑은 고딕">
+          <w:rFonts w:ascii="맑은 고딕" w:hAnsi="맑은 고딕" w:eastAsia="맑은 고딕"/>
+          <w:b w:val="0"/>
+          <w:color w:val="6B7280"/>
+          <w:sz w:val="21"/>
+        </w:rPr>
+        <w:t xml:space="preserve">· </w:t>
+      </w:r>
+      <w:r>
+        <w:rPr w:rFonts="맑은 고딕">
+          <w:rFonts w:ascii="맑은 고딕" w:hAnsi="맑은 고딕" w:eastAsia="맑은 고딕"/>
+          <w:b/>
+          <w:color w:val="1F2937"/>
+          <w:sz w:val="21"/>
+        </w:rPr>
+        <w:t xml:space="preserve">국적: </w:t>
+      </w:r>
+      <w:r>
+        <w:rPr w:rFonts="맑은 고딕">
+          <w:rFonts w:ascii="맑은 고딕" w:hAnsi="맑은 고딕" w:eastAsia="맑은 고딕"/>
+          <w:b w:val="0"/>
+          <w:sz w:val="21"/>
+        </w:rPr>
+        <w:t>미국</w:t>
+      </w:r>
+    </w:p>
+    <w:p>
+      <w:pPr>
+        <w:spacing w:line="324" w:lineRule="auto" w:after="80"/>
+      </w:pPr>
+      <w:r>
+        <w:rPr w:rFonts="맑은 고딕">
+          <w:rFonts w:ascii="맑은 고딕" w:hAnsi="맑은 고딕" w:eastAsia="맑은 고딕"/>
+          <w:b w:val="0"/>
+          <w:color w:val="6B7280"/>
+          <w:sz w:val="21"/>
+        </w:rPr>
+        <w:t xml:space="preserve">· </w:t>
+      </w:r>
+      <w:r>
+        <w:rPr w:rFonts="맑은 고딕">
+          <w:rFonts w:ascii="맑은 고딕" w:hAnsi="맑은 고딕" w:eastAsia="맑은 고딕"/>
+          <w:b/>
+          <w:color w:val="1F2937"/>
+          <w:sz w:val="21"/>
+        </w:rPr>
+        <w:t xml:space="preserve">생몰년도: </w:t>
+      </w:r>
+      <w:r>
+        <w:rPr w:rFonts="맑은 고딕">
+          <w:rFonts w:ascii="맑은 고딕" w:hAnsi="맑은 고딕" w:eastAsia="맑은 고딕"/>
+          <w:b w:val="0"/>
+          <w:sz w:val="21"/>
+        </w:rPr>
+        <w:t>1973년 결성</w:t>
+      </w:r>
+    </w:p>
+    <w:p>
+      <w:pPr>
+        <w:spacing w:line="324" w:lineRule="auto" w:after="80"/>
+      </w:pPr>
+      <w:r>
+        <w:rPr w:rFonts="맑은 고딕">
+          <w:rFonts w:ascii="맑은 고딕" w:hAnsi="맑은 고딕" w:eastAsia="맑은 고딕"/>
+          <w:b w:val="0"/>
+          <w:color w:val="6B7280"/>
+          <w:sz w:val="21"/>
+        </w:rPr>
+        <w:t xml:space="preserve">· </w:t>
+      </w:r>
+      <w:r>
+        <w:rPr w:rFonts="맑은 고딕">
+          <w:rFonts w:ascii="맑은 고딕" w:hAnsi="맑은 고딕" w:eastAsia="맑은 고딕"/>
+          <w:b/>
+          <w:color w:val="1F2937"/>
+          <w:sz w:val="21"/>
+        </w:rPr>
+        <w:t xml:space="preserve">그룹 소속: </w:t>
+      </w:r>
+      <w:r>
+        <w:rPr w:rFonts="맑은 고딕">
+          <w:rFonts w:ascii="맑은 고딕" w:hAnsi="맑은 고딕" w:eastAsia="맑은 고딕"/>
+          <w:b w:val="0"/>
+          <w:sz w:val="21"/>
+        </w:rPr>
+        <w:t>그룹</w:t>
+      </w:r>
+    </w:p>
+    <w:p>
+      <w:pPr>
+        <w:spacing w:line="324" w:lineRule="auto" w:after="80"/>
+      </w:pPr>
+      <w:r>
+        <w:rPr w:rFonts="맑은 고딕">
+          <w:rFonts w:ascii="맑은 고딕" w:hAnsi="맑은 고딕" w:eastAsia="맑은 고딕"/>
+          <w:b w:val="0"/>
+          <w:color w:val="6B7280"/>
+          <w:sz w:val="21"/>
+        </w:rPr>
+        <w:t xml:space="preserve">· </w:t>
+      </w:r>
+      <w:r>
+        <w:rPr w:rFonts="맑은 고딕">
+          <w:rFonts w:ascii="맑은 고딕" w:hAnsi="맑은 고딕" w:eastAsia="맑은 고딕"/>
+          <w:b/>
+          <w:color w:val="1F2937"/>
+          <w:sz w:val="21"/>
+        </w:rPr>
+        <w:t xml:space="preserve">아티스트 소개: </w:t>
+      </w:r>
+      <w:r>
+        <w:rPr w:rFonts="맑은 고딕">
+          <w:rFonts w:ascii="맑은 고딕" w:hAnsi="맑은 고딕" w:eastAsia="맑은 고딕"/>
+          <w:b w:val="0"/>
+          <w:sz w:val="21"/>
+        </w:rPr>
+        <w:t>폴 스탠리, 진 시몬스, 에이스 프렐리, 피터 크리스로 결성된 키스는 독창적인 페이스 페인팅과 화려한 무대 연출, 그리고 직관적인 록 찬가들로 대중음악 공연의 개념을 뒤바꾼 전설적인 밴드입니다. 전 세계 1억 장 이상의 음반 판매고를 달성하고 로큰롤 명예의 전당에 헌액되며 영미 록 음악사의 불멸의 아이콘으로 확고히 자리매김하였습니다.</w:t>
+      </w:r>
+    </w:p>
+    <w:p>
+      <w:pPr>
+        <w:spacing w:line="324" w:lineRule="auto" w:before="200" w:after="80"/>
+      </w:pPr>
+      <w:r>
+        <w:rPr w:rFonts="맑은 고딕">
+          <w:rFonts w:ascii="맑은 고딕" w:hAnsi="맑은 고딕" w:eastAsia="맑은 고딕"/>
+          <w:b/>
+          <w:color w:val="1E3A8A"/>
+          <w:sz w:val="24"/>
+        </w:rPr>
+        <w:t>3. 음반 상세 분석</w:t>
+      </w:r>
+    </w:p>
+    <w:p>
+      <w:pPr>
+        <w:spacing w:line="324" w:lineRule="auto" w:after="80"/>
+      </w:pPr>
+      <w:r>
+        <w:rPr w:rFonts="맑은 고딕">
+          <w:rFonts w:ascii="맑은 고딕" w:hAnsi="맑은 고딕" w:eastAsia="맑은 고딕"/>
+          <w:b w:val="0"/>
+          <w:color w:val="6B7280"/>
+          <w:sz w:val="21"/>
+        </w:rPr>
+        <w:t xml:space="preserve">· </w:t>
+      </w:r>
+      <w:r>
+        <w:rPr w:rFonts="맑은 고딕">
+          <w:rFonts w:ascii="맑은 고딕" w:hAnsi="맑은 고딕" w:eastAsia="맑은 고딕"/>
+          <w:b/>
+          <w:color w:val="1F2937"/>
+          <w:sz w:val="21"/>
+        </w:rPr>
+        <w:t xml:space="preserve">역사적 위치: </w:t>
+      </w:r>
+      <w:r>
+        <w:rPr w:rFonts="맑은 고딕">
+          <w:rFonts w:ascii="맑은 고딕" w:hAnsi="맑은 고딕" w:eastAsia="맑은 고딕"/>
+          <w:b w:val="0"/>
+          <w:sz w:val="21"/>
+        </w:rPr>
+        <w:t>본 작은 록 밴드들이 음악적 정체성의 격변을 겪던 1970년대 말, 정통 하드 록과 펑키한 디스코 사운드를 가장 매혹적으로 접목시킨 수작으로 평가받습니다. 멤버 각자의 개별 솔로 활동을 거친 직후 발매되어 한층 정교해진 멜로디 메이킹과 팝적 감수성을 담아냄으로써, 키스의 음악적 스펙트럼이 단순한 헤비 사운드를 넘어 세련된 주류 대중음악의 영역까지 확장되었음을 웅변합니다.</w:t>
+      </w:r>
+    </w:p>
+    <w:p>
+      <w:pPr>
+        <w:spacing w:line="324" w:lineRule="auto" w:after="80"/>
+      </w:pPr>
+      <w:r>
+        <w:rPr w:rFonts="맑은 고딕">
+          <w:rFonts w:ascii="맑은 고딕" w:hAnsi="맑은 고딕" w:eastAsia="맑은 고딕"/>
+          <w:b w:val="0"/>
+          <w:color w:val="6B7280"/>
+          <w:sz w:val="21"/>
+        </w:rPr>
+        <w:t xml:space="preserve">· </w:t>
+      </w:r>
+      <w:r>
+        <w:rPr w:rFonts="맑은 고딕">
+          <w:rFonts w:ascii="맑은 고딕" w:hAnsi="맑은 고딕" w:eastAsia="맑은 고딕"/>
+          <w:b/>
+          <w:color w:val="1F2937"/>
+          <w:sz w:val="21"/>
+        </w:rPr>
+        <w:t xml:space="preserve">시대의 흔적(스토리텔링): </w:t>
+      </w:r>
+      <w:r>
+        <w:rPr w:rFonts="맑은 고딕">
+          <w:rFonts w:ascii="맑은 고딕" w:hAnsi="맑은 고딕" w:eastAsia="맑은 고딕"/>
+          <w:b w:val="0"/>
+          <w:sz w:val="21"/>
+        </w:rPr>
+        <w:t>1970년대 후반 뉴욕의 밤을 지배했던 전설적인 클럽 '스튜디오 54'의 눈부신 미러볼과 거친 거리의 로큰롤 에너지가 치열하게 교차하던 시대적 공기를 고스란히 담고 있습니다. 변화하는 시대의 파고 속에서 낭만과 자유를 갈망하던 당대 청춘들의 숨결과, 새로운 음악적 유행을 과감하게 수용하며 춤추었던 한 시대의 뜨거운 열정이 바이닐의 울림 속에 생생히 박제되어 있습니다.</w:t>
+      </w:r>
+    </w:p>
+    <w:p>
+      <w:pPr>
+        <w:spacing w:line="324" w:lineRule="auto" w:before="200" w:after="80"/>
+      </w:pPr>
+      <w:r>
+        <w:rPr w:rFonts="맑은 고딕">
+          <w:rFonts w:ascii="맑은 고딕" w:hAnsi="맑은 고딕" w:eastAsia="맑은 고딕"/>
+          <w:b/>
+          <w:color w:val="1E3A8A"/>
+          <w:sz w:val="24"/>
+        </w:rPr>
+        <w:t>4. 주요 수록곡 및 감상 제언</w:t>
+      </w:r>
+    </w:p>
+    <w:p>
+      <w:pPr>
+        <w:spacing w:line="324" w:lineRule="auto" w:after="80"/>
+      </w:pPr>
+      <w:r>
+        <w:rPr w:rFonts="맑은 고딕">
+          <w:rFonts w:ascii="맑은 고딕" w:hAnsi="맑은 고딕" w:eastAsia="맑은 고딕"/>
+          <w:b w:val="0"/>
+          <w:color w:val="6B7280"/>
+          <w:sz w:val="21"/>
+        </w:rPr>
+        <w:t xml:space="preserve">· </w:t>
+      </w:r>
+      <w:r>
+        <w:rPr w:rFonts="맑은 고딕">
+          <w:rFonts w:ascii="맑은 고딕" w:hAnsi="맑은 고딕" w:eastAsia="맑은 고딕"/>
+          <w:b/>
+          <w:color w:val="1F2937"/>
+          <w:sz w:val="21"/>
+        </w:rPr>
+        <w:t xml:space="preserve">주요 수록곡 특징: </w:t>
+      </w:r>
+      <w:r>
+        <w:rPr w:rFonts="맑은 고딕">
+          <w:rFonts w:ascii="맑은 고딕" w:hAnsi="맑은 고딕" w:eastAsia="맑은 고딕"/>
+          <w:b w:val="0"/>
+          <w:sz w:val="21"/>
+        </w:rPr>
+        <w:t>세계적인 신드롬을 일으킨 불멸의 오프닝 트랙 ‘I Was Made for Lovin' You’는 심장을 뛰게 하는 디스코 비트와 중독적인 기타 리프, 폴 스탠리의 관능적인 보컬이 완벽한 서정미를 구축합니다. 아울러 감미로운 멜로디 라인과 절제된 연주가 돋보이는 록 발라드 ‘Sure Know Something’, 롤링 스톤스의 원곡을 에이스 프렐리만의 거친 하드 록 어법으로 재탄생시킨 ‘2,000 Man’ 등 다채로운 감성의 걸작들이 유기적으로 포진해 있습니다.</w:t>
+      </w:r>
+    </w:p>
+    <w:p>
+      <w:pPr>
+        <w:spacing w:line="324" w:lineRule="auto" w:after="80"/>
+      </w:pPr>
+      <w:r>
+        <w:rPr w:rFonts="맑은 고딕">
+          <w:rFonts w:ascii="맑은 고딕" w:hAnsi="맑은 고딕" w:eastAsia="맑은 고딕"/>
+          <w:b w:val="0"/>
+          <w:color w:val="6B7280"/>
+          <w:sz w:val="21"/>
+        </w:rPr>
+        <w:t xml:space="preserve">· </w:t>
+      </w:r>
+      <w:r>
+        <w:rPr w:rFonts="맑은 고딕">
+          <w:rFonts w:ascii="맑은 고딕" w:hAnsi="맑은 고딕" w:eastAsia="맑은 고딕"/>
+          <w:b/>
+          <w:color w:val="1F2937"/>
+          <w:sz w:val="21"/>
+        </w:rPr>
+        <w:t xml:space="preserve">빈티지 감상 제언: </w:t>
+      </w:r>
+      <w:r>
+        <w:rPr w:rFonts="맑은 고딕">
+          <w:rFonts w:ascii="맑은 고딕" w:hAnsi="맑은 고딕" w:eastAsia="맑은 고딕"/>
+          <w:b w:val="0"/>
+          <w:sz w:val="21"/>
+        </w:rPr>
+        <w:t>턴테이블 카트리지가 바이닐의 홈을 긁어내며 전달하는 특유의 묵직한 베이스 라인과 진공관 앰프를 통해 증폭되는 따뜻한 배음은 이 앨범의 펑키한 리듬 섹션을 한층 생동감 있게 되살려냅니다. 정교하게 다듬어진 드럼의 타격감과 화려한 일렉트릭 기타 솔로의 질감이 아날로그 시스템 특유의 입체적인 공간감과 어우러져 깊은 현장감을 선사합니다.</w:t>
+      </w:r>
+    </w:p>
+    <w:p>
+      <w:pPr>
+        <w:spacing w:line="324" w:lineRule="auto" w:after="80"/>
+      </w:pPr>
+      <w:r>
+        <w:rPr w:rFonts="맑은 고딕">
+          <w:rFonts w:ascii="맑은 고딕" w:hAnsi="맑은 고딕" w:eastAsia="맑은 고딕"/>
+          <w:b w:val="0"/>
+          <w:color w:val="6B7280"/>
+          <w:sz w:val="21"/>
+        </w:rPr>
+        <w:t xml:space="preserve">· </w:t>
+      </w:r>
+      <w:r>
+        <w:rPr w:rFonts="맑은 고딕">
+          <w:rFonts w:ascii="맑은 고딕" w:hAnsi="맑은 고딕" w:eastAsia="맑은 고딕"/>
+          <w:b/>
+          <w:color w:val="1F2937"/>
+          <w:sz w:val="21"/>
+        </w:rPr>
+        <w:t xml:space="preserve">소장 가치: </w:t>
+      </w:r>
+      <w:r>
+        <w:rPr w:rFonts="맑은 고딕">
+          <w:rFonts w:ascii="맑은 고딕" w:hAnsi="맑은 고딕" w:eastAsia="맑은 고딕"/>
+          <w:b w:val="0"/>
+          <w:sz w:val="21"/>
+        </w:rPr>
+        <w:t>멤버 4인의 페르소나가 담긴 인상적인 초상화 아트워크와 오리지널 게이트폴드 커버는 음반 자체를 훌륭한 시각적 팝아트 작품으로 완성합니다. 록 음악과 팝의 황금기가 교차하던 순간을 가장 극적으로 포착한 역사적 증거물이자, 아날로그의 진정한 온기를 느끼고자 하는 바이닐 컬렉터라면 반드시 곁에 두어야 할 음반입니다.</w:t>
+      </w:r>
+    </w:p>
+    <w:p>
+      <w:pPr>
+        <w:spacing w:line="324" w:lineRule="auto" w:after="120" w:before="160"/>
+      </w:pPr>
+      <w:r>
+        <w:rPr w:rFonts="맑은 고딕">
+          <w:rFonts w:ascii="맑은 고딕" w:hAnsi="맑은 고딕" w:eastAsia="맑은 고딕"/>
+          <w:b/>
+          <w:color w:val="4338CA"/>
+          <w:sz w:val="21"/>
+        </w:rPr>
+        <w:t>이 음반을 통해 화려한 록의 전설이 빚어낸 유려한 선율과 아날로그 바이닐이 전해주는 감동을 다시 한번 경험해 보시는 것은 어떨까요?</w:t>
       </w:r>
     </w:p>
     <w:sectPr>
       <w:pgSz w:w="12240" w:h="15840"/>
-      <w:pgMar w:top="1440" w:right="1440" w:bottom="1440" w:left="1440" w:header="720" w:footer="720" w:gutter="0"/>
+      <w:pgMar w:top="1152" w:right="1296" w:bottom="1152" w:left="1296" w:header="720" w:footer="720" w:gutter="0"/>
       <w:cols w:space="720"/>
       <w:docGrid w:linePitch="360"/>
     </w:sectPr>

--- a/word_reports/LP_0211_위치_377_Kiss_Dynasty.docx
+++ b/word_reports/LP_0211_위치_377_Kiss_Dynasty.docx
@@ -32,7 +32,7 @@
     </w:p>
     <w:p>
       <w:pPr>
-        <w:spacing w:line="324" w:lineRule="auto" w:before="80" w:after="160"/>
+        <w:spacing w:line="324" w:lineRule="auto" w:before="80" w:after="120"/>
       </w:pPr>
       <w:r>
         <w:rPr w:rFonts="맑은 고딕">
@@ -42,13 +42,6 @@
           <w:sz w:val="22"/>
         </w:rPr>
         <w:t xml:space="preserve">[음반 소개] </w:t>
-      </w:r>
-      <w:r>
-        <w:rPr w:rFonts="맑은 고딕">
-          <w:rFonts w:ascii="맑은 고딕" w:hAnsi="맑은 고딕" w:eastAsia="맑은 고딕"/>
-          <w:b w:val="0"/>
-          <w:sz w:val="21"/>
-        </w:rPr>
       </w:r>
     </w:p>
     <w:p>
@@ -61,7 +54,33 @@
           <w:b w:val="0"/>
           <w:sz w:val="21"/>
         </w:rPr>
-        <w:t>1970년대 말 화려한 글램 록과 거친 하드 록의 정점에서 대중음악의 지형을 뒤흔들었던 전설적인 밴드 키스(Kiss)가 디스코의 황홀한 박동을 품어 안고 빚어낸 찬란한 변주곡입니다. 네 명의 멤버가 지닌 고유의 음악적 자아와 대담한 실험 정신이 하나의 찬란한 왕조(Dynasty)로 결실을 맺으며 록 음악사에 지울 수 없는 매혹적인 분기점을 남겼습니다. 거친 일렉트릭 기타의 포효와 유려한 댄서블 그루브가 아날로그 바이닐의 소리골을 타고 흐를 때, 우리는 시대를 초월하여 울려 퍼지는 위대한 로큰롤의 축제 속으로 빠져들게 됩니다.</w:t>
+        <w:t>1970년대 후반, 격동하는 대중음악사의 흐름 속에서 화려한 분장과 충격적인 무대 미학으로 록의 신전을 지배하던 키스(Kiss)가 내놓은 음악적 전환점, 그것이 바로 1979년 세상에 모습을 드러낸 《Dynasty》입니다. 이 앨범은 하드 록의 육중하고 거친 숨결 위에 당대 전 세계의 클럽과 라디오를 지배하던 디스코의 유려한 리듬과 세련된 팝 센스를 과감히 수용하며, 자신들의 거대한 ‘왕조(Dynasty)’를 새로운 차원으로 확장하려 했던 야심찬 서사시입니다. 순혈주의 록 팬들에게는 파격적인 충격이었으나, 장르의 경계를 유연하게 허물어뜨린 이들의 도전은 팝 음악사에서 가장 대담하고 매혹적인 변신 중 하나로 기록되었습니다.</w:t>
+      </w:r>
+    </w:p>
+    <w:p>
+      <w:pPr>
+        <w:spacing w:line="324" w:lineRule="auto" w:after="120"/>
+      </w:pPr>
+      <w:r>
+        <w:rPr w:rFonts="맑은 고딕">
+          <w:rFonts w:ascii="맑은 고딕" w:hAnsi="맑은 고딕" w:eastAsia="맑은 고딕"/>
+          <w:b w:val="0"/>
+          <w:sz w:val="21"/>
+        </w:rPr>
+        <w:t>명 프로듀서 비니 폰시아(Vini Poncia)의 정교한 손길을 거쳐 빚어진 본작은 네 멤버가 각자의 솔로 앨범을 통해 축적한 다채로운 음악적 자아를 하나의 용광로에 녹여낸 결과물입니다. 폴 스탠리의 극적인 멜로디 감각과 가성을 넘나드는 보컬, 진 시몬스의 묵직한 카리스마, 그리고 에이스 프렐리의 빛나는 록 스피릿이 교차하며 완성도 높은 팝-록의 정점을 직조해 냅니다. 특히 기계적인 전자 비트 대신 록 밴드 고유의 유기적인 연주로 빚어낸 댄서블한 그루브는, 단순한 상업적 타협이 아닌 시대의 호흡을 적극적으로 껴안은 예술적 모험이었습니다.</w:t>
+      </w:r>
+    </w:p>
+    <w:p>
+      <w:pPr>
+        <w:spacing w:line="324" w:lineRule="auto" w:after="120"/>
+      </w:pPr>
+      <w:r>
+        <w:rPr w:rFonts="맑은 고딕">
+          <w:rFonts w:ascii="맑은 고딕" w:hAnsi="맑은 고딕" w:eastAsia="맑은 고딕"/>
+          <w:b w:val="0"/>
+          <w:sz w:val="21"/>
+        </w:rPr>
+        <w:t>외형적으로는 거대한 성공의 환희를 노래하는 듯하지만, 그 이면에는 밴드 내부의 균열과 인간적 고뇌가 짙은 음영을 드리우고 있어 묘한 서정적 비장미를 자아냅니다. 턴테이블의 바늘이 소리골을 타고 흐를 때, 화려한 은빛 메이크업 뒤에 숨겨진 록스타들의 고독과 70년대의 끝자락을 지나쳐 가던 청춘들의 열정이 아날로그 잔향을 타고 애틋하게 번져납니다. 반세기에 가까운 세월이 흐른 오늘날에도 이 음반이 여전히 신선한 울림을 주는 이유는, 유행의 정점에서 피워 올린 가장 순수하고 솔직한 대중적 낭만이 고스란히 담겨 있기 때문입니다.</w:t>
       </w:r>
     </w:p>
     <w:p>
@@ -168,7 +187,7 @@
           <w:b w:val="0"/>
           <w:sz w:val="21"/>
         </w:rPr>
-        <w:t>1979년 5월 카사블랑카 레코드(Casablanca Records)를 통해 발매된 키스의 통산 일곱 번째 스튜디오 정규 앨범입니다. 명프로듀서 비니 폰시아(Vini Poncia)와의 긴밀한 협업을 통해 전통적인 하드 록의 골격 위에 당대의 팝과 디스코 질감을 섬세하게 조율해 낸 역사적 문제작입니다.</w:t>
+        <w:t>1979년 5월 23일 카사블랑카 레코드(Casablanca Records)를 통해 발매된 키스의 통산 일곱 번째 스튜디오 앨범으로, 하드 록과 글램 록의 영역을 넘어 디스코와 팝의 요소를 전격적으로 융합한 기념비적 작품입니다.</w:t>
       </w:r>
     </w:p>
     <w:p>
@@ -199,7 +218,7 @@
           <w:b w:val="0"/>
           <w:sz w:val="21"/>
         </w:rPr>
-        <w:t>발매와 동시에 미국 빌보드 200 앨범 차트 9위까지 치솟으며 상업적 돌풍을 일으켰고, 미국음반산업협회(RIAA)로부터 플래티넘 인증을 획득하였습니다. 전 세계적으로 수백만 장의 판매고를 기록하며 유럽과 호주 등 글로벌 차트의 최정상을 석권하는 기념비적 기록을 세웠습니다.</w:t>
+        <w:t>발매 직후 미국 빌보드 200 차트 9위에 올랐으며, RIAA(미국음반산업협회)로부터 플래티넘 인증을 획득하고 전 세계적으로 수백만 장의 판매고를 올리며 글로벌 음악 시장에서 폭발적인 성공을 거두었습니다.</w:t>
       </w:r>
     </w:p>
     <w:p>
@@ -230,7 +249,7 @@
           <w:b w:val="0"/>
           <w:sz w:val="21"/>
         </w:rPr>
-        <w:t>수록곡 "I Was Made for Lovin' You"가 빌보드 핫 100 11위에 오르며 전 세계 다수 국가에서 골드 및 플래티넘 싱글로 공인받았으며, 장르의 경계를 대담하게 허문 1970년대 후반의 대표적인 크로스오버 명반으로 록 음악 비평계에서 지속적인 재평가를 받고 있습니다.</w:t>
+        <w:t>리드 싱글 "I Was Made for Lovin' You"가 전 세계 유수 차트의 정상을 석권하며 멀티 플래티넘을 기록했고, 후대 평단으로부터 1970년대 후반 팝-록 크로스오버의 흐름을 상징하는 결정적 명반으로 평가받고 있습니다.</w:t>
       </w:r>
     </w:p>
     <w:p>
@@ -275,7 +294,7 @@
           <w:b w:val="0"/>
           <w:sz w:val="21"/>
         </w:rPr>
-        <w:t>미국</w:t>
+        <w:t>미국 (United States)</w:t>
       </w:r>
     </w:p>
     <w:p>
@@ -337,7 +356,7 @@
           <w:b w:val="0"/>
           <w:sz w:val="21"/>
         </w:rPr>
-        <w:t>그룹</w:t>
+        <w:t>4인조 록 밴드 (Paul Stanley, Gene Simmons, Ace Frehley, Peter Criss)</w:t>
       </w:r>
     </w:p>
     <w:p>
@@ -368,7 +387,7 @@
           <w:b w:val="0"/>
           <w:sz w:val="21"/>
         </w:rPr>
-        <w:t>폴 스탠리, 진 시몬스, 에이스 프렐리, 피터 크리스로 결성된 키스는 독창적인 페이스 페인팅과 화려한 무대 연출, 그리고 직관적인 록 찬가들로 대중음악 공연의 개념을 뒤바꾼 전설적인 밴드입니다. 전 세계 1억 장 이상의 음반 판매고를 달성하고 로큰롤 명예의 전당에 헌액되며 영미 록 음악사의 불멸의 아이콘으로 확고히 자리매김하였습니다.</w:t>
+        <w:t>키스는 독창적인 페이스 페인팅과 연극적인 무대 연출, 그리고 귀를 사로잡는 강력한 멜로디 훅을 무기로 1970년대 아레나 록의 전성기를 이끈 전설적인 밴드입니다. 록 음악을 시각과 청각이 결합된 종합 엔터테인먼트의 경지로 끌어올렸으며, 2014년 로큰롤 명예의 전당(Rock and Roll Hall of Fame)에 헌액되며 불멸의 위상을 공인받았습니다.</w:t>
       </w:r>
     </w:p>
     <w:p>
@@ -413,7 +432,7 @@
           <w:b w:val="0"/>
           <w:sz w:val="21"/>
         </w:rPr>
-        <w:t>본 작은 록 밴드들이 음악적 정체성의 격변을 겪던 1970년대 말, 정통 하드 록과 펑키한 디스코 사운드를 가장 매혹적으로 접목시킨 수작으로 평가받습니다. 멤버 각자의 개별 솔로 활동을 거친 직후 발매되어 한층 정교해진 멜로디 메이킹과 팝적 감수성을 담아냄으로써, 키스의 음악적 스펙트럼이 단순한 헤비 사운드를 넘어 세련된 주류 대중음악의 영역까지 확장되었음을 웅변합니다.</w:t>
+        <w:t>록과 디스코의 대립이 극에 달했던 1970년대 후반의 음악적 긴장 속에서, 두 장르의 어법을 완벽히 교배하여 1980년대 팝 메탈 및 글램 메탈의 태동을 예견한 역사적 가교 역할을 하는 앨범입니다. 원초적인 하드 록 에너지를 정교하게 다듬어진 팝 프로덕션으로 승화시켜 대중음악의 지평을 넓힌 수작으로 평가됩니다.</w:t>
       </w:r>
     </w:p>
     <w:p>
@@ -444,7 +463,7 @@
           <w:b w:val="0"/>
           <w:sz w:val="21"/>
         </w:rPr>
-        <w:t>1970년대 후반 뉴욕의 밤을 지배했던 전설적인 클럽 '스튜디오 54'의 눈부신 미러볼과 거친 거리의 로큰롤 에너지가 치열하게 교차하던 시대적 공기를 고스란히 담고 있습니다. 변화하는 시대의 파고 속에서 낭만과 자유를 갈망하던 당대 청춘들의 숨결과, 새로운 음악적 유행을 과감하게 수용하며 춤추었던 한 시대의 뜨거운 열정이 바이닐의 울림 속에 생생히 박제되어 있습니다.</w:t>
+        <w:t>1970년대 말 뉴욕 스튜디오 54를 중심으로 번성했던 화려한 나이트라이프의 열기와, 오일 쇼크 등 불안정한 사회적 분위기 속에서 탈출구를 찾던 청춘들의 정서가 녹아 있습니다. 분장 뒤에 선 록 영웅들이 댄스 플로어의 열기와 록 페스티벌의 함성을 동시에 품어 안으며 당시 세대의 해방감을 대변해 준 찬란한 시대의 자화상입니다.</w:t>
       </w:r>
     </w:p>
     <w:p>
@@ -489,7 +508,7 @@
           <w:b w:val="0"/>
           <w:sz w:val="21"/>
         </w:rPr>
-        <w:t>세계적인 신드롬을 일으킨 불멸의 오프닝 트랙 ‘I Was Made for Lovin' You’는 심장을 뛰게 하는 디스코 비트와 중독적인 기타 리프, 폴 스탠리의 관능적인 보컬이 완벽한 서정미를 구축합니다. 아울러 감미로운 멜로디 라인과 절제된 연주가 돋보이는 록 발라드 ‘Sure Know Something’, 롤링 스톤스의 원곡을 에이스 프렐리만의 거친 하드 록 어법으로 재탄생시킨 ‘2,000 Man’ 등 다채로운 감성의 걸작들이 유기적으로 포진해 있습니다.</w:t>
+        <w:t>심장 박동처럼 요동치는 베이스라인과 폴 스탠리의 감각적인 가성이 조화를 이룬 불멸의 명곡 "I Was Made for Lovin' You", 유려한 멜로디와 애절한 보컬 하모니로 깊은 서정미를 전달하는 "Sure Know Something", 그리고 롤링 스톤스의 원곡을 에이스 프렐리의 거칠고 날카로운 기타 리프로 재해석한 "2000 Man" 등 장르적 스펙트럼이 돋보이는 명곡들이 수록되어 있습니다.</w:t>
       </w:r>
     </w:p>
     <w:p>
@@ -520,7 +539,7 @@
           <w:b w:val="0"/>
           <w:sz w:val="21"/>
         </w:rPr>
-        <w:t>턴테이블 카트리지가 바이닐의 홈을 긁어내며 전달하는 특유의 묵직한 베이스 라인과 진공관 앰프를 통해 증폭되는 따뜻한 배음은 이 앨범의 펑키한 리듬 섹션을 한층 생동감 있게 되살려냅니다. 정교하게 다듬어진 드럼의 타격감과 화려한 일렉트릭 기타 솔로의 질감이 아날로그 시스템 특유의 입체적인 공간감과 어우러져 깊은 현장감을 선사합니다.</w:t>
+        <w:t>본 LP는 턴테이블 위에서 특유의 펀치감 있는 저음과 따뜻한 중음역대의 질감이 빛을 발합니다. 진공관 앰프를 통해 감상할 때 비니 폰시아 특유의 매끄러운 믹싱 공간감과 아날로그 신시사이저 및 일렉트릭 기타의 농밀한 질감이 입체적으로 살아나며 감상의 깊이를 더해줍니다.</w:t>
       </w:r>
     </w:p>
     <w:p>
@@ -551,7 +570,7 @@
           <w:b w:val="0"/>
           <w:sz w:val="21"/>
         </w:rPr>
-        <w:t>멤버 4인의 페르소나가 담긴 인상적인 초상화 아트워크와 오리지널 게이트폴드 커버는 음반 자체를 훌륭한 시각적 팝아트 작품으로 완성합니다. 록 음악과 팝의 황금기가 교차하던 순간을 가장 극적으로 포착한 역사적 증거물이자, 아날로그의 진정한 온기를 느끼고자 하는 바이닐 컬렉터라면 반드시 곁에 두어야 할 음반입니다.</w:t>
+        <w:t>네 멤버의 아이코닉한 메이크업 클로즈업 샷이 인상적인 게이트폴드 커버는 시각 예술로서도 높은 소장성을 지닙니다. 오리지널 4인 라인업의 호흡이 담긴 마지막 황금기 명작이자, 70년대 아날로그 록 사운드의 풍요로움을 오롯이 소장할 수 있는 음반 컬렉터의 필수 아이템입니다.</w:t>
       </w:r>
     </w:p>
     <w:p>
@@ -565,7 +584,7 @@
           <w:color w:val="4338CA"/>
           <w:sz w:val="21"/>
         </w:rPr>
-        <w:t>이 음반을 통해 화려한 록의 전설이 빚어낸 유려한 선율과 아날로그 바이닐이 전해주는 감동을 다시 한번 경험해 보시는 것은 어떨까요?</w:t>
+        <w:t>이 음반을 통해 화려한 록의 전설이 디스코의 세련된 선율과 만나 빚어낸 찬란한 시대의 숨결과 서정적인 전율이 전해주는 감동을 다시 한번 경험해 보시는 것은 어떨까요?</w:t>
       </w:r>
     </w:p>
     <w:sectPr>
